--- a/Docs/00_CanJFS/R1_18062026/R1_CanJFS_Figure_5.docx
+++ b/Docs/00_CanJFS/R1_18062026/R1_CanJFS_Figure_5.docx
@@ -8,10 +8,10 @@
           <w:noProof/>
         </w:rPr>
         <w:drawing>
-          <wp:inline distT="0" distB="0" distL="0" distR="0" wp14:anchorId="65D096B0" wp14:editId="0E31C139">
-            <wp:extent cx="5943600" cy="3782060"/>
-            <wp:effectExtent l="0" t="0" r="0" b="2540"/>
-            <wp:docPr id="1793165430" name="Picture 8" descr="A graph of different colored dots&#10;&#10;AI-generated content may be incorrect."/>
+          <wp:inline distT="0" distB="0" distL="0" distR="0" wp14:anchorId="57734C8A" wp14:editId="7D4C2D42">
+            <wp:extent cx="5943236" cy="3782060"/>
+            <wp:effectExtent l="0" t="0" r="635" b="8890"/>
+            <wp:docPr id="98784800" name="Picture 8"/>
             <wp:cNvGraphicFramePr>
               <a:graphicFrameLocks xmlns:a="http://schemas.openxmlformats.org/drawingml/2006/main" noChangeAspect="1"/>
             </wp:cNvGraphicFramePr>
@@ -19,7 +19,7 @@
               <a:graphicData uri="http://schemas.openxmlformats.org/drawingml/2006/picture">
                 <pic:pic xmlns:pic="http://schemas.openxmlformats.org/drawingml/2006/picture">
                   <pic:nvPicPr>
-                    <pic:cNvPr id="1793165430" name="Picture 8" descr="A graph of different colored dots&#10;&#10;AI-generated content may be incorrect."/>
+                    <pic:cNvPr id="1793165430" name="Picture 8"/>
                     <pic:cNvPicPr/>
                   </pic:nvPicPr>
                   <pic:blipFill>
@@ -37,7 +37,7 @@
                   <pic:spPr>
                     <a:xfrm>
                       <a:off x="0" y="0"/>
-                      <a:ext cx="5943600" cy="3782060"/>
+                      <a:ext cx="5943236" cy="3782060"/>
                     </a:xfrm>
                     <a:prstGeom prst="rect">
                       <a:avLst/>
